--- a/Documentation/Official documents/DOCX/Отзыв научного руководителя.docx
+++ b/Documentation/Official documents/DOCX/Отзыв научного руководителя.docx
@@ -168,7 +168,7 @@
         <w:rPr>
           <w:b/>
           <w:bCs/>
-          <w:sz w:val="26"/>
+          <w:sz w:val="28"/>
           <w:szCs w:val="26"/>
         </w:rPr>
       </w:pPr>
@@ -176,7 +176,7 @@
         <w:rPr>
           <w:b/>
           <w:bCs/>
-          <w:sz w:val="26"/>
+          <w:sz w:val="28"/>
           <w:szCs w:val="26"/>
         </w:rPr>
         <w:t>ОТЗЫВ НАУЧНОГО РУКОВОДИТЕЛЯ</w:t>
@@ -187,34 +187,34 @@
         <w:ind w:left="1021" w:right="1021"/>
         <w:jc w:val="center"/>
         <w:rPr>
-          <w:sz w:val="26"/>
-          <w:szCs w:val="26"/>
-        </w:rPr>
-      </w:pPr>
-      <w:r>
-        <w:rPr>
-          <w:sz w:val="26"/>
+          <w:sz w:val="28"/>
+          <w:szCs w:val="26"/>
+        </w:rPr>
+      </w:pPr>
+      <w:r>
+        <w:rPr>
+          <w:sz w:val="28"/>
           <w:szCs w:val="26"/>
         </w:rPr>
         <w:t xml:space="preserve">на </w:t>
       </w:r>
       <w:r>
         <w:rPr>
-          <w:sz w:val="26"/>
+          <w:sz w:val="28"/>
           <w:szCs w:val="26"/>
         </w:rPr>
         <w:t>курсовую</w:t>
       </w:r>
       <w:r>
         <w:rPr>
-          <w:sz w:val="26"/>
+          <w:sz w:val="28"/>
           <w:szCs w:val="26"/>
         </w:rPr>
         <w:t xml:space="preserve"> работу </w:t>
       </w:r>
       <w:r>
         <w:rPr>
-          <w:sz w:val="26"/>
+          <w:sz w:val="28"/>
           <w:szCs w:val="26"/>
         </w:rPr>
         <w:t>по дисциплине «Программная инженерия»</w:t>
@@ -225,41 +225,41 @@
         <w:ind w:left="1021" w:right="1021"/>
         <w:jc w:val="center"/>
         <w:rPr>
-          <w:sz w:val="26"/>
-          <w:szCs w:val="26"/>
-        </w:rPr>
-      </w:pPr>
-      <w:r>
-        <w:rPr>
-          <w:sz w:val="26"/>
+          <w:sz w:val="28"/>
+          <w:szCs w:val="26"/>
+        </w:rPr>
+      </w:pPr>
+      <w:r>
+        <w:rPr>
+          <w:sz w:val="28"/>
           <w:szCs w:val="26"/>
         </w:rPr>
         <w:t>Доблер</w:t>
       </w:r>
       <w:r>
         <w:rPr>
-          <w:sz w:val="26"/>
+          <w:sz w:val="28"/>
           <w:szCs w:val="26"/>
         </w:rPr>
         <w:t xml:space="preserve"> </w:t>
       </w:r>
       <w:r>
         <w:rPr>
-          <w:sz w:val="26"/>
+          <w:sz w:val="28"/>
           <w:szCs w:val="26"/>
         </w:rPr>
         <w:t>Александра</w:t>
       </w:r>
       <w:r>
         <w:rPr>
-          <w:sz w:val="26"/>
+          <w:sz w:val="28"/>
           <w:szCs w:val="26"/>
         </w:rPr>
         <w:t xml:space="preserve"> </w:t>
       </w:r>
       <w:r>
         <w:rPr>
-          <w:sz w:val="26"/>
+          <w:sz w:val="28"/>
           <w:szCs w:val="26"/>
         </w:rPr>
         <w:t>Максимовича</w:t>
@@ -270,27 +270,27 @@
         <w:ind w:left="709" w:right="706"/>
         <w:jc w:val="center"/>
         <w:rPr>
-          <w:sz w:val="26"/>
-          <w:szCs w:val="26"/>
-        </w:rPr>
-      </w:pPr>
-      <w:r>
-        <w:rPr>
-          <w:sz w:val="26"/>
+          <w:sz w:val="28"/>
+          <w:szCs w:val="26"/>
+        </w:rPr>
+      </w:pPr>
+      <w:r>
+        <w:rPr>
+          <w:sz w:val="28"/>
           <w:szCs w:val="26"/>
         </w:rPr>
         <w:t>«</w:t>
       </w:r>
       <w:r>
         <w:rPr>
-          <w:sz w:val="26"/>
+          <w:sz w:val="28"/>
           <w:szCs w:val="26"/>
         </w:rPr>
         <w:t>Разработка приложения для решения задач по идентификации объектов на изображениях</w:t>
       </w:r>
       <w:r>
         <w:rPr>
-          <w:sz w:val="26"/>
+          <w:sz w:val="28"/>
           <w:szCs w:val="26"/>
         </w:rPr>
         <w:t>»</w:t>
@@ -321,105 +321,98 @@
         <w:ind w:left="-142" w:right="-142" w:firstLine="709"/>
         <w:jc w:val="both"/>
         <w:rPr>
-          <w:sz w:val="26"/>
-          <w:szCs w:val="26"/>
-        </w:rPr>
-      </w:pPr>
-      <w:r>
-        <w:rPr>
-          <w:sz w:val="26"/>
-          <w:szCs w:val="26"/>
+          <w:sz w:val="28"/>
+          <w:szCs w:val="28"/>
+        </w:rPr>
+      </w:pPr>
+      <w:r>
+        <w:rPr>
+          <w:sz w:val="28"/>
+          <w:szCs w:val="28"/>
         </w:rPr>
         <w:t xml:space="preserve">Целью </w:t>
       </w:r>
       <w:r>
         <w:rPr>
-          <w:sz w:val="26"/>
-          <w:szCs w:val="26"/>
+          <w:sz w:val="28"/>
+          <w:szCs w:val="28"/>
         </w:rPr>
         <w:t>курсовой</w:t>
       </w:r>
       <w:r>
         <w:rPr>
-          <w:sz w:val="26"/>
-          <w:szCs w:val="26"/>
+          <w:sz w:val="28"/>
+          <w:szCs w:val="28"/>
         </w:rPr>
         <w:t xml:space="preserve"> работы </w:t>
       </w:r>
       <w:r>
         <w:rPr>
-          <w:sz w:val="26"/>
-          <w:szCs w:val="26"/>
+          <w:sz w:val="28"/>
+          <w:szCs w:val="28"/>
         </w:rPr>
         <w:t>А.М</w:t>
       </w:r>
       <w:r>
         <w:rPr>
-          <w:sz w:val="26"/>
-          <w:szCs w:val="26"/>
+          <w:sz w:val="28"/>
+          <w:szCs w:val="28"/>
         </w:rPr>
         <w:t xml:space="preserve">. </w:t>
       </w:r>
       <w:r>
         <w:rPr>
-          <w:sz w:val="26"/>
-          <w:szCs w:val="26"/>
+          <w:sz w:val="28"/>
+          <w:szCs w:val="28"/>
         </w:rPr>
         <w:t>Доблер</w:t>
       </w:r>
       <w:r>
         <w:rPr>
-          <w:sz w:val="26"/>
-          <w:szCs w:val="26"/>
+          <w:sz w:val="28"/>
+          <w:szCs w:val="28"/>
         </w:rPr>
         <w:t xml:space="preserve"> </w:t>
       </w:r>
       <w:r>
         <w:rPr>
-          <w:sz w:val="26"/>
-          <w:szCs w:val="26"/>
+          <w:sz w:val="28"/>
+          <w:szCs w:val="28"/>
         </w:rPr>
         <w:t>явля</w:t>
       </w:r>
       <w:r>
         <w:rPr>
-          <w:sz w:val="26"/>
-          <w:szCs w:val="26"/>
+          <w:sz w:val="28"/>
+          <w:szCs w:val="28"/>
         </w:rPr>
         <w:t>лась</w:t>
       </w:r>
       <w:r>
         <w:rPr>
-          <w:sz w:val="26"/>
-          <w:szCs w:val="26"/>
+          <w:sz w:val="28"/>
+          <w:szCs w:val="28"/>
         </w:rPr>
         <w:t xml:space="preserve"> </w:t>
       </w:r>
       <w:r>
         <w:rPr>
-          <w:sz w:val="26"/>
-          <w:szCs w:val="26"/>
-        </w:rPr>
-        <w:t xml:space="preserve">разработка </w:t>
-      </w:r>
-      <w:r>
-        <w:rPr>
-          <w:sz w:val="26"/>
-          <w:szCs w:val="26"/>
-        </w:rPr>
-        <w:t xml:space="preserve">приложения для </w:t>
-      </w:r>
-      <w:r>
-        <w:rPr>
-          <w:sz w:val="26"/>
-          <w:szCs w:val="26"/>
+          <w:sz w:val="28"/>
+          <w:szCs w:val="28"/>
+        </w:rPr>
+        <w:t xml:space="preserve">разработка приложения для </w:t>
+      </w:r>
+      <w:r>
+        <w:rPr>
+          <w:sz w:val="28"/>
+          <w:szCs w:val="28"/>
         </w:rPr>
         <w:t>решения задач по идентификации объектов на изображениях</w:t>
       </w:r>
       <w:r>
         <w:rPr>
-          <w:sz w:val="26"/>
-          <w:szCs w:val="26"/>
+          <w:sz w:val="28"/>
+          <w:szCs w:val="28"/>
         </w:rPr>
         <w:t>.</w:t>
       </w:r>
@@ -430,63 +423,63 @@
         <w:ind w:left="-142" w:right="-142" w:firstLine="709"/>
         <w:jc w:val="both"/>
         <w:rPr>
-          <w:sz w:val="26"/>
-          <w:szCs w:val="26"/>
-        </w:rPr>
-      </w:pPr>
-      <w:r>
-        <w:rPr>
-          <w:sz w:val="26"/>
-          <w:szCs w:val="26"/>
+          <w:sz w:val="28"/>
+          <w:szCs w:val="28"/>
+        </w:rPr>
+      </w:pPr>
+      <w:r>
+        <w:rPr>
+          <w:sz w:val="28"/>
+          <w:szCs w:val="28"/>
         </w:rPr>
         <w:t xml:space="preserve">При выполнении </w:t>
       </w:r>
       <w:r>
         <w:rPr>
-          <w:sz w:val="26"/>
-          <w:szCs w:val="26"/>
+          <w:sz w:val="28"/>
+          <w:szCs w:val="28"/>
         </w:rPr>
         <w:t>курсовой</w:t>
       </w:r>
       <w:r>
         <w:rPr>
-          <w:sz w:val="26"/>
-          <w:szCs w:val="26"/>
+          <w:sz w:val="28"/>
+          <w:szCs w:val="28"/>
         </w:rPr>
         <w:t xml:space="preserve"> работы </w:t>
       </w:r>
       <w:r>
         <w:rPr>
-          <w:sz w:val="26"/>
-          <w:szCs w:val="26"/>
+          <w:sz w:val="28"/>
+          <w:szCs w:val="28"/>
         </w:rPr>
         <w:t xml:space="preserve">был выполнен </w:t>
       </w:r>
       <w:r>
         <w:rPr>
-          <w:sz w:val="26"/>
-          <w:szCs w:val="26"/>
+          <w:sz w:val="28"/>
+          <w:szCs w:val="28"/>
         </w:rPr>
         <w:t xml:space="preserve">анализ предметной области, </w:t>
       </w:r>
       <w:r>
         <w:rPr>
-          <w:sz w:val="26"/>
-          <w:szCs w:val="26"/>
+          <w:sz w:val="28"/>
+          <w:szCs w:val="28"/>
         </w:rPr>
         <w:t xml:space="preserve">сравнительный анализ ближайших аналогов, </w:t>
       </w:r>
       <w:r>
         <w:rPr>
-          <w:sz w:val="26"/>
-          <w:szCs w:val="26"/>
+          <w:sz w:val="28"/>
+          <w:szCs w:val="28"/>
         </w:rPr>
         <w:t>опр</w:t>
       </w:r>
       <w:r>
         <w:rPr>
-          <w:sz w:val="26"/>
-          <w:szCs w:val="26"/>
+          <w:sz w:val="28"/>
+          <w:szCs w:val="28"/>
         </w:rPr>
         <w:t>еделены требования к разработке.</w:t>
       </w:r>
@@ -497,210 +490,203 @@
         <w:ind w:left="-142" w:right="-142" w:firstLine="709"/>
         <w:jc w:val="both"/>
         <w:rPr>
-          <w:sz w:val="26"/>
-          <w:szCs w:val="26"/>
-        </w:rPr>
-      </w:pPr>
-      <w:r>
-        <w:rPr>
-          <w:sz w:val="26"/>
-          <w:szCs w:val="26"/>
+          <w:sz w:val="28"/>
+          <w:szCs w:val="28"/>
+        </w:rPr>
+      </w:pPr>
+      <w:r>
+        <w:rPr>
+          <w:sz w:val="28"/>
+          <w:szCs w:val="28"/>
         </w:rPr>
         <w:t xml:space="preserve">Автор </w:t>
       </w:r>
       <w:r>
         <w:rPr>
-          <w:sz w:val="26"/>
-          <w:szCs w:val="26"/>
+          <w:sz w:val="28"/>
+          <w:szCs w:val="28"/>
         </w:rPr>
         <w:t>выполн</w:t>
       </w:r>
       <w:r>
         <w:rPr>
-          <w:sz w:val="26"/>
-          <w:szCs w:val="26"/>
+          <w:sz w:val="28"/>
+          <w:szCs w:val="28"/>
         </w:rPr>
         <w:t>ил</w:t>
       </w:r>
       <w:r>
         <w:rPr>
-          <w:sz w:val="26"/>
-          <w:szCs w:val="26"/>
+          <w:sz w:val="28"/>
+          <w:szCs w:val="28"/>
         </w:rPr>
         <w:t xml:space="preserve"> разработк</w:t>
       </w:r>
       <w:r>
         <w:rPr>
-          <w:sz w:val="26"/>
-          <w:szCs w:val="26"/>
+          <w:sz w:val="28"/>
+          <w:szCs w:val="28"/>
         </w:rPr>
         <w:t>у</w:t>
       </w:r>
       <w:r>
         <w:rPr>
-          <w:sz w:val="26"/>
-          <w:szCs w:val="26"/>
+          <w:sz w:val="28"/>
+          <w:szCs w:val="28"/>
         </w:rPr>
         <w:t xml:space="preserve"> </w:t>
       </w:r>
       <w:r>
         <w:rPr>
-          <w:sz w:val="26"/>
-          <w:szCs w:val="26"/>
+          <w:sz w:val="28"/>
+          <w:szCs w:val="28"/>
         </w:rPr>
         <w:t>приложения</w:t>
       </w:r>
       <w:r>
         <w:rPr>
-          <w:sz w:val="26"/>
-          <w:szCs w:val="26"/>
-        </w:rPr>
-        <w:t xml:space="preserve">, </w:t>
-      </w:r>
-      <w:r>
-        <w:rPr>
-          <w:sz w:val="26"/>
-          <w:szCs w:val="26"/>
-        </w:rPr>
-        <w:t>включа</w:t>
-      </w:r>
-      <w:r>
-        <w:rPr>
-          <w:sz w:val="26"/>
-          <w:szCs w:val="26"/>
+          <w:sz w:val="28"/>
+          <w:szCs w:val="28"/>
+        </w:rPr>
+        <w:t>, включа</w:t>
+      </w:r>
+      <w:r>
+        <w:rPr>
+          <w:sz w:val="28"/>
+          <w:szCs w:val="28"/>
         </w:rPr>
         <w:t>я</w:t>
       </w:r>
       <w:r>
         <w:rPr>
-          <w:sz w:val="26"/>
-          <w:szCs w:val="26"/>
+          <w:sz w:val="28"/>
+          <w:szCs w:val="28"/>
         </w:rPr>
         <w:t>:</w:t>
       </w:r>
       <w:r>
         <w:rPr>
-          <w:sz w:val="26"/>
-          <w:szCs w:val="26"/>
+          <w:sz w:val="28"/>
+          <w:szCs w:val="28"/>
         </w:rPr>
         <w:t xml:space="preserve"> </w:t>
       </w:r>
       <w:r>
         <w:rPr>
-          <w:sz w:val="26"/>
-          <w:szCs w:val="26"/>
+          <w:sz w:val="28"/>
+          <w:szCs w:val="28"/>
         </w:rPr>
         <w:t xml:space="preserve">проектирование и реализацию модульной архитектуры на базе </w:t>
       </w:r>
       <w:proofErr w:type="spellStart"/>
       <w:r>
         <w:rPr>
-          <w:sz w:val="26"/>
-          <w:szCs w:val="26"/>
+          <w:sz w:val="28"/>
+          <w:szCs w:val="28"/>
         </w:rPr>
         <w:t>фреймворка</w:t>
       </w:r>
       <w:proofErr w:type="spellEnd"/>
       <w:r>
         <w:rPr>
-          <w:sz w:val="26"/>
-          <w:szCs w:val="26"/>
+          <w:sz w:val="28"/>
+          <w:szCs w:val="28"/>
         </w:rPr>
         <w:t xml:space="preserve"> PyQt6; интеграцию </w:t>
       </w:r>
       <w:proofErr w:type="spellStart"/>
       <w:r>
         <w:rPr>
-          <w:sz w:val="26"/>
-          <w:szCs w:val="26"/>
+          <w:sz w:val="28"/>
+          <w:szCs w:val="28"/>
         </w:rPr>
         <w:t>нейросети</w:t>
       </w:r>
       <w:proofErr w:type="spellEnd"/>
       <w:r>
         <w:rPr>
-          <w:sz w:val="26"/>
-          <w:szCs w:val="26"/>
+          <w:sz w:val="28"/>
+          <w:szCs w:val="28"/>
         </w:rPr>
         <w:t xml:space="preserve"> YOLOv11 для детекции объектов и библиотеки </w:t>
       </w:r>
       <w:proofErr w:type="spellStart"/>
       <w:r>
         <w:rPr>
-          <w:sz w:val="26"/>
-          <w:szCs w:val="26"/>
+          <w:sz w:val="28"/>
+          <w:szCs w:val="28"/>
         </w:rPr>
         <w:t>EasyOCR</w:t>
       </w:r>
       <w:proofErr w:type="spellEnd"/>
       <w:r>
         <w:rPr>
-          <w:sz w:val="26"/>
-          <w:szCs w:val="26"/>
+          <w:sz w:val="28"/>
+          <w:szCs w:val="28"/>
         </w:rPr>
         <w:t xml:space="preserve"> для распознавания текста; разработку подсистемы аналитики с использованием библиотек </w:t>
       </w:r>
       <w:proofErr w:type="spellStart"/>
       <w:r>
         <w:rPr>
-          <w:sz w:val="26"/>
-          <w:szCs w:val="26"/>
+          <w:sz w:val="28"/>
+          <w:szCs w:val="28"/>
         </w:rPr>
         <w:t>pandas</w:t>
       </w:r>
       <w:proofErr w:type="spellEnd"/>
       <w:r>
         <w:rPr>
-          <w:sz w:val="26"/>
-          <w:szCs w:val="26"/>
+          <w:sz w:val="28"/>
+          <w:szCs w:val="28"/>
         </w:rPr>
         <w:t xml:space="preserve"> и </w:t>
       </w:r>
       <w:proofErr w:type="spellStart"/>
       <w:r>
         <w:rPr>
-          <w:sz w:val="26"/>
-          <w:szCs w:val="26"/>
+          <w:sz w:val="28"/>
+          <w:szCs w:val="28"/>
         </w:rPr>
         <w:t>Matplotlib</w:t>
       </w:r>
       <w:proofErr w:type="spellEnd"/>
       <w:r>
         <w:rPr>
-          <w:sz w:val="26"/>
-          <w:szCs w:val="26"/>
+          <w:sz w:val="28"/>
+          <w:szCs w:val="28"/>
         </w:rPr>
         <w:t xml:space="preserve">; а также создание модуля генерации PDF-отчетов средствами </w:t>
       </w:r>
       <w:proofErr w:type="spellStart"/>
       <w:r>
         <w:rPr>
-          <w:sz w:val="26"/>
-          <w:szCs w:val="26"/>
+          <w:sz w:val="28"/>
+          <w:szCs w:val="28"/>
         </w:rPr>
         <w:t>ReportLab</w:t>
       </w:r>
       <w:proofErr w:type="spellEnd"/>
       <w:r>
         <w:rPr>
-          <w:sz w:val="26"/>
-          <w:szCs w:val="26"/>
+          <w:sz w:val="28"/>
+          <w:szCs w:val="28"/>
         </w:rPr>
         <w:t xml:space="preserve"> и организацию хранения данных в локальной СУБД </w:t>
       </w:r>
       <w:proofErr w:type="spellStart"/>
       <w:r>
         <w:rPr>
-          <w:sz w:val="26"/>
-          <w:szCs w:val="26"/>
+          <w:sz w:val="28"/>
+          <w:szCs w:val="28"/>
         </w:rPr>
         <w:t>SQLite</w:t>
       </w:r>
       <w:proofErr w:type="spellEnd"/>
       <w:r>
         <w:rPr>
-          <w:sz w:val="26"/>
-          <w:szCs w:val="26"/>
+          <w:sz w:val="28"/>
+          <w:szCs w:val="28"/>
         </w:rPr>
         <w:t>.</w:t>
       </w:r>
@@ -711,63 +697,49 @@
         <w:ind w:left="-142" w:right="-142" w:firstLine="709"/>
         <w:jc w:val="both"/>
         <w:rPr>
-          <w:sz w:val="26"/>
-          <w:szCs w:val="26"/>
-        </w:rPr>
-      </w:pPr>
-      <w:r>
-        <w:rPr>
-          <w:sz w:val="26"/>
-          <w:szCs w:val="26"/>
+          <w:sz w:val="28"/>
+          <w:szCs w:val="28"/>
+        </w:rPr>
+      </w:pPr>
+      <w:r>
+        <w:rPr>
+          <w:sz w:val="28"/>
+          <w:szCs w:val="28"/>
         </w:rPr>
         <w:t>Выполнил тестирование приложения</w:t>
       </w:r>
       <w:r>
         <w:rPr>
-          <w:sz w:val="26"/>
-          <w:szCs w:val="26"/>
+          <w:sz w:val="28"/>
+          <w:szCs w:val="28"/>
         </w:rPr>
         <w:t xml:space="preserve"> </w:t>
       </w:r>
       <w:r>
         <w:rPr>
-          <w:sz w:val="26"/>
-          <w:szCs w:val="26"/>
-        </w:rPr>
-        <w:t>в соот</w:t>
-      </w:r>
-      <w:r>
-        <w:rPr>
-          <w:sz w:val="26"/>
-          <w:szCs w:val="26"/>
-        </w:rPr>
-        <w:t>ветстви</w:t>
-      </w:r>
-      <w:r>
-        <w:rPr>
-          <w:sz w:val="26"/>
-          <w:szCs w:val="26"/>
-        </w:rPr>
-        <w:t xml:space="preserve">и с </w:t>
-      </w:r>
-      <w:r>
-        <w:rPr>
-          <w:sz w:val="26"/>
-          <w:szCs w:val="26"/>
+          <w:sz w:val="28"/>
+          <w:szCs w:val="28"/>
+        </w:rPr>
+        <w:t xml:space="preserve">в соответствии с </w:t>
+      </w:r>
+      <w:r>
+        <w:rPr>
+          <w:sz w:val="28"/>
+          <w:szCs w:val="28"/>
         </w:rPr>
         <w:t xml:space="preserve">ранее </w:t>
       </w:r>
       <w:r>
         <w:rPr>
-          <w:sz w:val="26"/>
-          <w:szCs w:val="26"/>
+          <w:sz w:val="28"/>
+          <w:szCs w:val="28"/>
         </w:rPr>
         <w:t>определенными требованиями</w:t>
       </w:r>
       <w:r>
         <w:rPr>
-          <w:sz w:val="26"/>
-          <w:szCs w:val="26"/>
+          <w:sz w:val="28"/>
+          <w:szCs w:val="28"/>
         </w:rPr>
         <w:t>.</w:t>
       </w:r>
@@ -778,28 +750,21 @@
         <w:ind w:left="-142" w:right="-142" w:firstLine="709"/>
         <w:jc w:val="both"/>
         <w:rPr>
-          <w:sz w:val="26"/>
-          <w:szCs w:val="26"/>
-        </w:rPr>
-      </w:pPr>
-      <w:r>
-        <w:rPr>
-          <w:sz w:val="26"/>
-          <w:szCs w:val="26"/>
-        </w:rPr>
-        <w:t>Структура, объем и оформление курсовой работы полностью соответствуют ус</w:t>
-      </w:r>
-      <w:r>
-        <w:rPr>
-          <w:sz w:val="26"/>
-          <w:szCs w:val="26"/>
-        </w:rPr>
-        <w:t>тановленным требованиям кафедры</w:t>
-      </w:r>
-      <w:r>
-        <w:rPr>
-          <w:sz w:val="26"/>
-          <w:szCs w:val="26"/>
+          <w:sz w:val="28"/>
+          <w:szCs w:val="28"/>
+        </w:rPr>
+      </w:pPr>
+      <w:r>
+        <w:rPr>
+          <w:sz w:val="28"/>
+          <w:szCs w:val="28"/>
+        </w:rPr>
+        <w:t>Структура, объем и оформление курсовой работы полностью соответствуют установленным требованиям кафедры</w:t>
+      </w:r>
+      <w:r>
+        <w:rPr>
+          <w:sz w:val="28"/>
+          <w:szCs w:val="28"/>
         </w:rPr>
         <w:t>.</w:t>
       </w:r>
@@ -810,28 +775,28 @@
         <w:ind w:left="-142" w:right="-142" w:firstLine="709"/>
         <w:jc w:val="both"/>
         <w:rPr>
-          <w:sz w:val="26"/>
-          <w:szCs w:val="26"/>
-        </w:rPr>
-      </w:pPr>
-      <w:r>
-        <w:rPr>
-          <w:sz w:val="26"/>
-          <w:szCs w:val="26"/>
+          <w:sz w:val="28"/>
+          <w:szCs w:val="28"/>
+        </w:rPr>
+      </w:pPr>
+      <w:r>
+        <w:rPr>
+          <w:sz w:val="28"/>
+          <w:szCs w:val="28"/>
         </w:rPr>
         <w:t xml:space="preserve">При выполнении </w:t>
       </w:r>
       <w:r>
         <w:rPr>
-          <w:sz w:val="26"/>
-          <w:szCs w:val="26"/>
+          <w:sz w:val="28"/>
+          <w:szCs w:val="28"/>
         </w:rPr>
         <w:t>курсовой работы</w:t>
       </w:r>
       <w:r>
         <w:rPr>
-          <w:sz w:val="26"/>
-          <w:szCs w:val="26"/>
+          <w:sz w:val="28"/>
+          <w:szCs w:val="28"/>
         </w:rPr>
         <w:t xml:space="preserve"> студент проявил </w:t>
       </w:r>
@@ -849,77 +814,77 @@
         <w:ind w:left="-142" w:right="-142" w:firstLine="709"/>
         <w:jc w:val="both"/>
         <w:rPr>
-          <w:sz w:val="26"/>
-          <w:szCs w:val="26"/>
-        </w:rPr>
-      </w:pPr>
-      <w:r>
-        <w:rPr>
-          <w:sz w:val="26"/>
-          <w:szCs w:val="26"/>
+          <w:sz w:val="28"/>
+          <w:szCs w:val="28"/>
+        </w:rPr>
+      </w:pPr>
+      <w:r>
+        <w:rPr>
+          <w:sz w:val="28"/>
+          <w:szCs w:val="28"/>
         </w:rPr>
         <w:t xml:space="preserve">Считаю, что </w:t>
       </w:r>
       <w:r>
         <w:rPr>
-          <w:sz w:val="26"/>
-          <w:szCs w:val="26"/>
+          <w:sz w:val="28"/>
+          <w:szCs w:val="28"/>
         </w:rPr>
         <w:t xml:space="preserve">курсовая </w:t>
       </w:r>
       <w:r>
         <w:rPr>
-          <w:sz w:val="26"/>
-          <w:szCs w:val="26"/>
+          <w:sz w:val="28"/>
+          <w:szCs w:val="28"/>
         </w:rPr>
         <w:t xml:space="preserve">работа </w:t>
       </w:r>
       <w:r>
         <w:rPr>
-          <w:sz w:val="26"/>
-          <w:szCs w:val="26"/>
+          <w:sz w:val="28"/>
+          <w:szCs w:val="28"/>
         </w:rPr>
         <w:t>А.М. Доблер</w:t>
       </w:r>
       <w:r>
         <w:rPr>
-          <w:sz w:val="26"/>
-          <w:szCs w:val="26"/>
+          <w:sz w:val="28"/>
+          <w:szCs w:val="28"/>
         </w:rPr>
         <w:t xml:space="preserve"> </w:t>
       </w:r>
       <w:r>
         <w:rPr>
-          <w:sz w:val="26"/>
-          <w:szCs w:val="26"/>
+          <w:sz w:val="28"/>
+          <w:szCs w:val="28"/>
         </w:rPr>
         <w:t xml:space="preserve">по дисциплине «Программная инженерия» </w:t>
       </w:r>
       <w:r>
         <w:rPr>
-          <w:sz w:val="26"/>
-          <w:szCs w:val="26"/>
+          <w:sz w:val="28"/>
+          <w:szCs w:val="28"/>
         </w:rPr>
         <w:t>заслуживает оценки «</w:t>
       </w:r>
       <w:r>
         <w:rPr>
-          <w:sz w:val="26"/>
-          <w:szCs w:val="26"/>
+          <w:sz w:val="28"/>
+          <w:szCs w:val="28"/>
         </w:rPr>
         <w:t>отлично</w:t>
       </w:r>
       <w:r>
         <w:rPr>
-          <w:sz w:val="26"/>
-          <w:szCs w:val="26"/>
+          <w:sz w:val="28"/>
+          <w:szCs w:val="28"/>
         </w:rPr>
         <w:t>»</w:t>
       </w:r>
       <w:r>
         <w:rPr>
-          <w:sz w:val="26"/>
-          <w:szCs w:val="26"/>
+          <w:sz w:val="28"/>
+          <w:szCs w:val="28"/>
         </w:rPr>
         <w:t>.</w:t>
       </w:r>
@@ -971,7 +936,7 @@
           <w:sz w:val="26"/>
           <w:szCs w:val="26"/>
         </w:rPr>
-        <w:t>к.ф.-м.н.,</w:t>
+        <w:t>Доцент кафедры СП, к.ф.-м.н</w:t>
       </w:r>
       <w:r>
         <w:rPr>
@@ -979,15 +944,18 @@
           <w:sz w:val="26"/>
           <w:szCs w:val="26"/>
         </w:rPr>
-        <w:t xml:space="preserve"> ст.</w:t>
-      </w:r>
+        <w:t>.</w:t>
+      </w:r>
+      <w:bookmarkStart w:id="2" w:name="_GoBack"/>
+      <w:bookmarkEnd w:id="2"/>
       <w:r>
         <w:rPr>
           <w:rFonts w:ascii="Times New Roman" w:hAnsi="Times New Roman"/>
           <w:sz w:val="26"/>
           <w:szCs w:val="26"/>
         </w:rPr>
-        <w:t xml:space="preserve"> преподаватель кафедры СП</w:t>
+        <w:tab/>
+        <w:t>Я.А</w:t>
       </w:r>
       <w:r>
         <w:rPr>
@@ -995,8 +963,7 @@
           <w:sz w:val="26"/>
           <w:szCs w:val="26"/>
         </w:rPr>
-        <w:tab/>
-        <w:t>Я.А</w:t>
+        <w:t>. </w:t>
       </w:r>
       <w:r>
         <w:rPr>
@@ -1004,7 +971,7 @@
           <w:sz w:val="26"/>
           <w:szCs w:val="26"/>
         </w:rPr>
-        <w:t>. </w:t>
+        <w:t>Краев</w:t>
       </w:r>
       <w:r>
         <w:rPr>
@@ -1012,61 +979,51 @@
           <w:sz w:val="26"/>
           <w:szCs w:val="26"/>
         </w:rPr>
-        <w:t>Краев</w:t>
-      </w:r>
-      <w:r>
-        <w:rPr>
-          <w:rFonts w:ascii="Times New Roman" w:hAnsi="Times New Roman"/>
+        <w:t>а</w:t>
+      </w:r>
+    </w:p>
+    <w:p>
+      <w:pPr>
+        <w:rPr>
           <w:sz w:val="26"/>
           <w:szCs w:val="26"/>
         </w:rPr>
-        <w:t>а</w:t>
-      </w:r>
-    </w:p>
-    <w:p>
-      <w:pPr>
+      </w:pPr>
+      <w:r>
         <w:rPr>
           <w:sz w:val="26"/>
           <w:szCs w:val="26"/>
         </w:rPr>
-      </w:pPr>
+        <w:t>29</w:t>
+      </w:r>
       <w:r>
         <w:rPr>
           <w:sz w:val="26"/>
           <w:szCs w:val="26"/>
         </w:rPr>
-        <w:t>29</w:t>
+        <w:t>.</w:t>
       </w:r>
       <w:r>
         <w:rPr>
           <w:sz w:val="26"/>
           <w:szCs w:val="26"/>
         </w:rPr>
-        <w:t>.</w:t>
+        <w:t>05</w:t>
       </w:r>
       <w:r>
         <w:rPr>
           <w:sz w:val="26"/>
           <w:szCs w:val="26"/>
         </w:rPr>
-        <w:t>05</w:t>
+        <w:t>.202</w:t>
       </w:r>
       <w:r>
         <w:rPr>
           <w:sz w:val="26"/>
           <w:szCs w:val="26"/>
         </w:rPr>
-        <w:t>.202</w:t>
-      </w:r>
-      <w:r>
-        <w:rPr>
-          <w:sz w:val="26"/>
-          <w:szCs w:val="26"/>
-        </w:rPr>
         <w:t>6</w:t>
       </w:r>
-      <w:bookmarkStart w:id="2" w:name="_GoBack"/>
-      <w:bookmarkEnd w:id="2"/>
     </w:p>
     <w:sectPr>
       <w:pgSz w:w="11906" w:h="16838"/>
